--- a/content/换届选举/2026-07-25-material-1wsfgso/template.docx
+++ b/content/换届选举/2026-07-25-material-1wsfgso/template.docx
@@ -18,8 +18,10 @@
           <w:b w:val="0"/>
           <w:sz w:val="44"/>
         </w:rPr>
-        <w:t>换届选举材料（十七） | 换届选举结果的报告参考</w:t>
+        <w:t>换届选举材料（十七） | 换届选举结果的报告</w:t>
       </w:r>
+      <w:bookmarkStart w:id="0" w:name="_GoBack"/>
+      <w:bookmarkEnd w:id="0"/>
       <w:r>
         <w:rPr>
           <w:rFonts w:hint="eastAsia" w:ascii="方正小标宋简体" w:hAnsi="方正小标宋简体" w:eastAsia="方正小标宋简体" w:cs="方正小标宋简体"/>
@@ -38,8 +40,6 @@
         </w:rPr>
         <w:t>第三次报告</w:t>
       </w:r>
-      <w:bookmarkStart w:id="0" w:name="_GoBack"/>
-      <w:bookmarkEnd w:id="0"/>
       <w:r>
         <w:rPr>
           <w:rFonts w:hint="eastAsia" w:ascii="方正小标宋简体" w:hAnsi="方正小标宋简体" w:eastAsia="方正小标宋简体" w:cs="方正小标宋简体"/>
@@ -2572,6 +2572,7 @@
       <w:jc w:val="both"/>
     </w:pPr>
     <w:rPr>
+      <w:rFonts w:asciiTheme="minorHAnsi" w:hAnsiTheme="minorHAnsi" w:eastAsiaTheme="minorEastAsia" w:cstheme="minorBidi"/>
       <w:sz w:val="21"/>
       <w:szCs w:val="22"/>
     </w:rPr>
